--- a/github/drafts/README/3_usage/usage_notes.docx
+++ b/github/drafts/README/3_usage/usage_notes.docx
@@ -64,6 +64,21 @@
       </w:pPr>
       <w:r>
         <w:t>[verification of outputs at each stage (files exist and not empty)]</w:t>
+      </w:r>
+    </w:p>
+    <w:p>
+      <w:pPr>
+        <w:pStyle w:val="ListParagraph"/>
+        <w:numPr>
+          <w:ilvl w:val="0"/>
+          <w:numId w:val="1"/>
+        </w:numPr>
+      </w:pPr>
+      <w:r>
+        <w:t xml:space="preserve">Conda profile should be located in particular directory so it can be accessed using </w:t>
+      </w:r>
+      <w:r>
+        <w:t>source "$HOME/.bash_profile"</w:t>
       </w:r>
     </w:p>
     <w:sectPr>
